--- a/resources/templates/template_006_入党积极分子培养考察表（统一印制）.docx
+++ b/resources/templates/template_006_入党积极分子培养考察表（统一印制）.docx
@@ -5,24 +5,26 @@
     <w:p>
       <w:pPr>
         <w:rPr>
-          <w:rFonts w:hint="default" w:eastAsiaTheme="minorEastAsia"/>
+          <w:rFonts w:hint="default"/>
           <w:lang w:val="en-US" w:eastAsia="zh-CN"/>
         </w:rPr>
       </w:pPr>
       <w:r>
         <w:rPr>
-          <w:rFonts w:hint="eastAsia"/>
+          <w:rFonts w:hint="eastAsia" w:ascii="仿宋" w:hAnsi="仿宋" w:eastAsia="仿宋" w:cs="仿宋"/>
+          <w:sz w:val="32"/>
+          <w:szCs w:val="32"/>
           <w:lang w:val="en-US" w:eastAsia="zh-CN"/>
         </w:rPr>
-        <w:t>1111111111111</w:t>
+        <w:t>{{要求}}</w:t>
       </w:r>
       <w:bookmarkStart w:id="0" w:name="_GoBack"/>
       <w:bookmarkEnd w:id="0"/>
     </w:p>
     <w:sectPr>
       <w:pgSz w:w="11906" w:h="16838"/>
-      <w:pgMar w:top="1440" w:right="1800" w:bottom="1440" w:left="1800" w:header="851" w:footer="992" w:gutter="0"/>
-      <w:cols w:space="425" w:num="1"/>
+      <w:pgMar w:top="2041" w:right="1559" w:bottom="1531" w:left="1559" w:header="851" w:footer="992" w:gutter="0"/>
+      <w:cols w:space="720" w:num="1"/>
       <w:docGrid w:type="lines" w:linePitch="312" w:charSpace="0"/>
     </w:sectPr>
   </w:body>
@@ -143,7 +145,7 @@
     <w:lsdException w:unhideWhenUsed="0" w:uiPriority="0" w:semiHidden="0" w:name="HTML Sample"/>
     <w:lsdException w:unhideWhenUsed="0" w:uiPriority="0" w:semiHidden="0" w:name="HTML Typewriter"/>
     <w:lsdException w:unhideWhenUsed="0" w:uiPriority="0" w:semiHidden="0" w:name="HTML Variable"/>
-    <w:lsdException w:unhideWhenUsed="0" w:uiPriority="0" w:name="Normal Table"/>
+    <w:lsdException w:qFormat="1" w:unhideWhenUsed="0" w:uiPriority="0" w:name="Normal Table"/>
     <w:lsdException w:unhideWhenUsed="0" w:uiPriority="0" w:semiHidden="0" w:name="annotation subject"/>
     <w:lsdException w:unhideWhenUsed="0" w:uiPriority="0" w:semiHidden="0" w:name="Table Simple 1"/>
     <w:lsdException w:unhideWhenUsed="0" w:uiPriority="0" w:semiHidden="0" w:name="Table Simple 2"/>
@@ -298,7 +300,7 @@
       <w:jc w:val="both"/>
     </w:pPr>
     <w:rPr>
-      <w:rFonts w:asciiTheme="minorHAnsi" w:hAnsiTheme="minorHAnsi" w:eastAsiaTheme="minorEastAsia" w:cstheme="minorBidi"/>
+      <w:rFonts w:ascii="Times New Roman" w:hAnsi="Times New Roman" w:eastAsia="宋体" w:cs="Times New Roman"/>
       <w:kern w:val="2"/>
       <w:sz w:val="21"/>
       <w:szCs w:val="24"/>
@@ -314,6 +316,7 @@
   <w:style w:type="table" w:default="1" w:styleId="2">
     <w:name w:val="Normal Table"/>
     <w:semiHidden/>
+    <w:qFormat/>
     <w:uiPriority w:val="0"/>
     <w:tblPr>
       <w:tblCellMar>
